--- a/Desmeftiki_Entoli_Talenta_Paidiou_v7.docx
+++ b/Desmeftiki_Entoli_Talenta_Paidiou_v7.docx
@@ -4217,6 +4217,29 @@
           <w:rFonts w:ascii="Calibri" w:hAnsi="Calibri"/>
         </w:rPr>
         <w:t>Σκοπός: χωρίς αυτά τα δύο στοιχεία, η ενότητα κινδυνεύει να διαβαστεί ως άσχετη με το «γιατί πλήρωσε» ο γονέας — δηλαδή τα ταλέντα του παιδιού. Η τεχνική ανάλυση παραμένει όπως προβλέπεται ήδη· η παράγραφος (β) προστίθεται επιπλέον, δεν την αντικαθιστά.</w:t>
+      </w:r>
+    </w:p>
+    <w:p>
+      <w:pPr>
+        <w:pStyle w:val="Heading1"/>
+      </w:pPr>
+      <w:r>
+        <w:t>19. Υπερισχύων κανόνας χωρίς συλλογή πρόσθετων δεδομένων</w:t>
+      </w:r>
+    </w:p>
+    <w:p>
+      <w:r>
+        <w:t>Μην ζητήσεις ηλικία, χώρα, εκπαιδευτικό σύστημα, σχολικούς βαθμούς, ενδιαφέροντα, παρατηρήσεις γονέα ή εκπαιδευτικού, μαθησιακά στοιχεία, οικογενειακές πληροφορίες ή ψυχολογικά χαρακτηριστικά. Χρησιμοποίησε αποκλειστικά την ήδη ελεγμένη τεχνική ανάλυση του χάρτη.</w:t>
+      </w:r>
+    </w:p>
+    <w:p>
+      <w:r>
+        <w:t>Παράλειψε πλήρως το πλαίσιο εκπαιδευτικού συστήματος, τις ΟΜΠ και κάθε συγκεκριμένη σχολική αντιστοίχιση. Παρουσίασε μόνο γενικές συμβολικές πιθανότητες ταλέντων, δημιουργικές δραστηριότητες διερεύνησης και ευρείες επαγγελματικές οικογένειες, χωρίς αξιολόγηση, διάγνωση ή απόφαση για το παιδί.</w:t>
+      </w:r>
+    </w:p>
+    <w:p>
+      <w:r>
+        <w:t>Ο παρών κανόνας υπερισχύει κάθε προηγούμενης αναφοράς της εντολής σε πραγματικές παρατηρήσεις, ηλικία, χώρα, σχολική επίδοση, γονείς, εκπαιδευτικούς ή εκπαιδευτικό σύστημα.</w:t>
       </w:r>
     </w:p>
     <w:sectPr>
